--- a/PRY2204_Exp1_S2_Formato respuesta_Grupo13_Delgado_Lorca.docx
+++ b/PRY2204_Exp1_S2_Formato respuesta_Grupo13_Delgado_Lorca.docx
@@ -146,7 +146,7 @@
               </wp:anchor>
             </w:drawing>
           </mc:Choice>
-          <mc:Fallback xmlns:a="http://schemas.openxmlformats.org/drawingml/2006/main" xmlns:adec="http://schemas.microsoft.com/office/drawing/2017/decorative" xmlns:pic="http://schemas.openxmlformats.org/drawingml/2006/picture" xmlns:a14="http://schemas.microsoft.com/office/drawing/2010/main">
+          <mc:Fallback xmlns:a14="http://schemas.microsoft.com/office/drawing/2010/main" xmlns:pic="http://schemas.openxmlformats.org/drawingml/2006/picture" xmlns:adec="http://schemas.microsoft.com/office/drawing/2017/decorative" xmlns:a="http://schemas.openxmlformats.org/drawingml/2006/main">
             <w:pict xmlns:w="http://schemas.openxmlformats.org/wordprocessingml/2006/main">
               <v:roundrect xmlns:w14="http://schemas.microsoft.com/office/word/2010/wordml" xmlns:o="urn:schemas-microsoft-com:office:office" xmlns:v="urn:schemas-microsoft-com:vml" id="Rectángulo: esquinas redondeadas 1" style="position:absolute;margin-left:151.8pt;margin-top:-54.75pt;width:376.95pt;height:20.7pt;z-index:251668479;visibility:visible;mso-wrap-style:square;mso-wrap-distance-left:9pt;mso-wrap-distance-top:0;mso-wrap-distance-right:9pt;mso-wrap-distance-bottom:0;mso-position-horizontal:absolute;mso-position-horizontal-relative:text;mso-position-vertical:absolute;mso-position-vertical-relative:text;v-text-anchor:middle" alt="&quot;&quot;" o:spid="_x0000_s1026" fillcolor="#e7e8e9" stroked="f" strokeweight="1pt" arcsize=".5" w14:anchorId="07EEE52D" o:gfxdata="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">
                 <v:stroke joinstyle="miter"/>
@@ -221,7 +221,7 @@
               </wp:anchor>
             </w:drawing>
           </mc:Choice>
-          <mc:Fallback xmlns:a="http://schemas.openxmlformats.org/drawingml/2006/main" xmlns:adec="http://schemas.microsoft.com/office/drawing/2017/decorative" xmlns:pic="http://schemas.openxmlformats.org/drawingml/2006/picture" xmlns:a14="http://schemas.microsoft.com/office/drawing/2010/main">
+          <mc:Fallback xmlns:a14="http://schemas.microsoft.com/office/drawing/2010/main" xmlns:pic="http://schemas.openxmlformats.org/drawingml/2006/picture" xmlns:adec="http://schemas.microsoft.com/office/drawing/2017/decorative" xmlns:a="http://schemas.openxmlformats.org/drawingml/2006/main">
             <w:pict>
               <v:roundrect id="AutoShape 14" style="position:absolute;margin-left:-25.6pt;margin-top:-17.6pt;width:554.7pt;height:303pt;z-index:251671552;visibility:visible;mso-wrap-style:square;mso-wrap-distance-left:9pt;mso-wrap-distance-top:0;mso-wrap-distance-right:9pt;mso-wrap-distance-bottom:0;mso-position-horizontal:absolute;mso-position-horizontal-relative:text;mso-position-vertical:absolute;mso-position-vertical-relative:text;v-text-anchor:top" alt="&quot;&quot;" o:spid="_x0000_s1026" stroked="f" arcsize="2907f" w14:anchorId="3DBDE4CA" o:gfxdata="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">
                 <v:fill type="frame" o:title="" recolor="t" rotate="t" r:id="rId13"/>
@@ -341,7 +341,7 @@
               </wp:anchor>
             </w:drawing>
           </mc:Choice>
-          <mc:Fallback xmlns:a="http://schemas.openxmlformats.org/drawingml/2006/main" xmlns:pic="http://schemas.openxmlformats.org/drawingml/2006/picture" xmlns:a14="http://schemas.microsoft.com/office/drawing/2010/main" xmlns:adec="http://schemas.microsoft.com/office/drawing/2017/decorative">
+          <mc:Fallback xmlns:adec="http://schemas.microsoft.com/office/drawing/2017/decorative" xmlns:a14="http://schemas.microsoft.com/office/drawing/2010/main" xmlns:pic="http://schemas.openxmlformats.org/drawingml/2006/picture" xmlns:a="http://schemas.openxmlformats.org/drawingml/2006/main">
             <w:pict>
               <v:roundrect id="Rectángulo: esquinas redondeadas 6" style="position:absolute;margin-left:-24.85pt;margin-top:35.55pt;width:8.55pt;height:56.7pt;z-index:251673600;visibility:visible;mso-wrap-style:square;mso-width-percent:0;mso-height-percent:0;mso-wrap-distance-left:9pt;mso-wrap-distance-top:0;mso-wrap-distance-right:9pt;mso-wrap-distance-bottom:0;mso-position-horizontal:absolute;mso-position-horizontal-relative:text;mso-position-vertical:absolute;mso-position-vertical-relative:text;mso-width-percent:0;mso-height-percent:0;mso-width-relative:margin;mso-height-relative:margin;v-text-anchor:middle" alt="&quot;&quot;" o:spid="_x0000_s1026" fillcolor="#ffb800" stroked="f" strokeweight="1pt" arcsize="0" w14:anchorId="19FE2BFE" o:gfxdata="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">
                 <v:stroke joinstyle="miter"/>
@@ -466,14 +466,10 @@
                 <w:b/>
                 <w:bCs/>
               </w:rPr>
-              <w:t>Asignatura:</w:t>
+              <w:t xml:space="preserve">Asignatura: </w:t>
             </w:r>
             <w:r>
-              <w:rPr>
-                <w:b/>
-                <w:bCs/>
-              </w:rPr>
-              <w:t xml:space="preserve"> Modelamiento de Bases de Datos (PRY2204)</w:t>
+              <w:t>Modelamiento de Bases de Datos (PRY2204)</w:t>
             </w:r>
           </w:p>
         </w:tc>
@@ -501,14 +497,10 @@
                 <w:b/>
                 <w:bCs/>
               </w:rPr>
-              <w:t>Carrera:</w:t>
+              <w:t xml:space="preserve">Carrera: </w:t>
             </w:r>
             <w:r>
-              <w:rPr>
-                <w:b/>
-                <w:bCs/>
-              </w:rPr>
-              <w:t xml:space="preserve"> Analista Programador</w:t>
+              <w:t>Analista Programador</w:t>
             </w:r>
           </w:p>
         </w:tc>
@@ -537,14 +529,10 @@
                 <w:b/>
                 <w:bCs/>
               </w:rPr>
-              <w:t>Profesor:</w:t>
+              <w:t xml:space="preserve">Profesor: </w:t>
             </w:r>
             <w:r>
-              <w:rPr>
-                <w:b/>
-                <w:bCs/>
-              </w:rPr>
-              <w:t xml:space="preserve"> Sebastián Andrés Vásquez Basáez</w:t>
+              <w:t>Sebastián Andrés Vásquez Basáez</w:t>
             </w:r>
           </w:p>
         </w:tc>
@@ -568,14 +556,10 @@
                 <w:b/>
                 <w:bCs/>
               </w:rPr>
-              <w:t>Fecha:</w:t>
+              <w:t xml:space="preserve">Fecha: </w:t>
             </w:r>
             <w:r>
-              <w:rPr>
-                <w:b/>
-                <w:bCs/>
-              </w:rPr>
-              <w:t xml:space="preserve"> 24 de agosto de 2026</w:t>
+              <w:t>24 de agosto de 2026</w:t>
             </w:r>
           </w:p>
         </w:tc>
@@ -1498,7 +1482,7 @@
                 <v:shape id="_x0000_i1025" type="#_x0000_t75" alt="" style="width:238.5pt;height:189.75pt;mso-width-percent:0;mso-height-percent:0;mso-width-percent:0;mso-height-percent:0" o:ole="">
                   <v:imagedata r:id="rId17" o:title=""/>
                 </v:shape>
-                <o:OLEObject Type="Embed" ProgID="PBrush" ShapeID="_x0000_i1025" DrawAspect="Content" ObjectID="_1845452111" r:id="rId18"/>
+                <o:OLEObject Type="Embed" ProgID="PBrush" ShapeID="_x0000_i1025" DrawAspect="Content" ObjectID="_1849118499" r:id="rId18"/>
               </w:object>
             </w:r>
           </w:p>
@@ -1577,62 +1561,59 @@
                                 <w:lang w:val="es-ES"/>
                               </w:rPr>
                             </w:pPr>
-                          </w:p>
-                          <w:p>
-                            <w:pPr>
+                            <w:r>
                               <w:rPr>
-                                <w:lang w:val="es-ES"/>
+                                <w:noProof/>
                               </w:rPr>
-                            </w:pPr>
-                          </w:p>
-                          <w:p>
-                            <w:pPr>
-                              <w:rPr>
-                                <w:lang w:val="es-ES"/>
-                              </w:rPr>
-                            </w:pPr>
-                          </w:p>
-                          <w:p>
-                            <w:pPr>
-                              <w:rPr>
-                                <w:lang w:val="es-ES"/>
-                              </w:rPr>
-                            </w:pPr>
-                          </w:p>
-                          <w:p>
-                            <w:pPr>
-                              <w:rPr>
-                                <w:lang w:val="es-ES"/>
-                              </w:rPr>
-                            </w:pPr>
-                          </w:p>
-                          <w:p>
-                            <w:pPr>
-                              <w:rPr>
-                                <w:lang w:val="es-ES"/>
-                              </w:rPr>
-                            </w:pPr>
-                          </w:p>
-                          <w:p>
-                            <w:pPr>
-                              <w:rPr>
-                                <w:lang w:val="es-ES"/>
-                              </w:rPr>
-                            </w:pPr>
-                          </w:p>
-                          <w:p>
-                            <w:pPr>
-                              <w:rPr>
-                                <w:lang w:val="es-ES"/>
-                              </w:rPr>
-                            </w:pPr>
-                          </w:p>
-                          <w:p>
-                            <w:pPr>
-                              <w:rPr>
-                                <w:lang w:val="es-ES"/>
-                              </w:rPr>
-                            </w:pPr>
+                              <w:drawing>
+                                <wp:inline distT="0" distB="0" distL="0" distR="0" wp14:anchorId="6539071E" wp14:editId="71673BD8">
+                                  <wp:extent cx="6343650" cy="4599940"/>
+                                  <wp:effectExtent l="0" t="0" r="0" b="0"/>
+                                  <wp:docPr id="252934921" name="Imagen 11"/>
+                                  <wp:cNvGraphicFramePr>
+                                    <a:graphicFrameLocks xmlns:a="http://schemas.openxmlformats.org/drawingml/2006/main" noChangeAspect="1"/>
+                                  </wp:cNvGraphicFramePr>
+                                  <a:graphic xmlns:a="http://schemas.openxmlformats.org/drawingml/2006/main">
+                                    <a:graphicData uri="http://schemas.openxmlformats.org/drawingml/2006/picture">
+                                      <pic:pic xmlns:pic="http://schemas.openxmlformats.org/drawingml/2006/picture">
+                                        <pic:nvPicPr>
+                                          <pic:cNvPr id="0" name="Picture 2"/>
+                                          <pic:cNvPicPr>
+                                            <a:picLocks noChangeAspect="1" noChangeArrowheads="1"/>
+                                          </pic:cNvPicPr>
+                                        </pic:nvPicPr>
+                                        <pic:blipFill>
+                                          <a:blip r:embed="rId19">
+                                            <a:extLst>
+                                              <a:ext uri="{28A0092B-C50C-407E-A947-70E740481C1C}">
+                                                <a14:useLocalDpi xmlns:a14="http://schemas.microsoft.com/office/drawing/2010/main" val="0"/>
+                                              </a:ext>
+                                            </a:extLst>
+                                          </a:blip>
+                                          <a:srcRect/>
+                                          <a:stretch>
+                                            <a:fillRect/>
+                                          </a:stretch>
+                                        </pic:blipFill>
+                                        <pic:spPr bwMode="auto">
+                                          <a:xfrm>
+                                            <a:off x="0" y="0"/>
+                                            <a:ext cx="6382522" cy="4628127"/>
+                                          </a:xfrm>
+                                          <a:prstGeom prst="rect">
+                                            <a:avLst/>
+                                          </a:prstGeom>
+                                          <a:noFill/>
+                                          <a:ln>
+                                            <a:noFill/>
+                                          </a:ln>
+                                        </pic:spPr>
+                                      </pic:pic>
+                                    </a:graphicData>
+                                  </a:graphic>
+                                </wp:inline>
+                              </w:drawing>
+                            </w:r>
                           </w:p>
                           <w:p>
                             <w:pPr>
@@ -1680,62 +1661,59 @@
                           <w:lang w:val="es-ES"/>
                         </w:rPr>
                       </w:pPr>
-                    </w:p>
-                    <w:p>
-                      <w:pPr>
+                      <w:r>
                         <w:rPr>
-                          <w:lang w:val="es-ES"/>
+                          <w:noProof/>
                         </w:rPr>
-                      </w:pPr>
-                    </w:p>
-                    <w:p>
-                      <w:pPr>
-                        <w:rPr>
-                          <w:lang w:val="es-ES"/>
-                        </w:rPr>
-                      </w:pPr>
-                    </w:p>
-                    <w:p>
-                      <w:pPr>
-                        <w:rPr>
-                          <w:lang w:val="es-ES"/>
-                        </w:rPr>
-                      </w:pPr>
-                    </w:p>
-                    <w:p>
-                      <w:pPr>
-                        <w:rPr>
-                          <w:lang w:val="es-ES"/>
-                        </w:rPr>
-                      </w:pPr>
-                    </w:p>
-                    <w:p>
-                      <w:pPr>
-                        <w:rPr>
-                          <w:lang w:val="es-ES"/>
-                        </w:rPr>
-                      </w:pPr>
-                    </w:p>
-                    <w:p>
-                      <w:pPr>
-                        <w:rPr>
-                          <w:lang w:val="es-ES"/>
-                        </w:rPr>
-                      </w:pPr>
-                    </w:p>
-                    <w:p>
-                      <w:pPr>
-                        <w:rPr>
-                          <w:lang w:val="es-ES"/>
-                        </w:rPr>
-                      </w:pPr>
-                    </w:p>
-                    <w:p>
-                      <w:pPr>
-                        <w:rPr>
-                          <w:lang w:val="es-ES"/>
-                        </w:rPr>
-                      </w:pPr>
+                        <w:drawing>
+                          <wp:inline distT="0" distB="0" distL="0" distR="0" wp14:anchorId="6539071E" wp14:editId="71673BD8">
+                            <wp:extent cx="6343650" cy="4599940"/>
+                            <wp:effectExtent l="0" t="0" r="0" b="0"/>
+                            <wp:docPr id="252934921" name="Imagen 11"/>
+                            <wp:cNvGraphicFramePr>
+                              <a:graphicFrameLocks xmlns:a="http://schemas.openxmlformats.org/drawingml/2006/main" noChangeAspect="1"/>
+                            </wp:cNvGraphicFramePr>
+                            <a:graphic xmlns:a="http://schemas.openxmlformats.org/drawingml/2006/main">
+                              <a:graphicData uri="http://schemas.openxmlformats.org/drawingml/2006/picture">
+                                <pic:pic xmlns:pic="http://schemas.openxmlformats.org/drawingml/2006/picture">
+                                  <pic:nvPicPr>
+                                    <pic:cNvPr id="0" name="Picture 2"/>
+                                    <pic:cNvPicPr>
+                                      <a:picLocks noChangeAspect="1" noChangeArrowheads="1"/>
+                                    </pic:cNvPicPr>
+                                  </pic:nvPicPr>
+                                  <pic:blipFill>
+                                    <a:blip r:embed="rId19">
+                                      <a:extLst>
+                                        <a:ext uri="{28A0092B-C50C-407E-A947-70E740481C1C}">
+                                          <a14:useLocalDpi xmlns:a14="http://schemas.microsoft.com/office/drawing/2010/main" val="0"/>
+                                        </a:ext>
+                                      </a:extLst>
+                                    </a:blip>
+                                    <a:srcRect/>
+                                    <a:stretch>
+                                      <a:fillRect/>
+                                    </a:stretch>
+                                  </pic:blipFill>
+                                  <pic:spPr bwMode="auto">
+                                    <a:xfrm>
+                                      <a:off x="0" y="0"/>
+                                      <a:ext cx="6382522" cy="4628127"/>
+                                    </a:xfrm>
+                                    <a:prstGeom prst="rect">
+                                      <a:avLst/>
+                                    </a:prstGeom>
+                                    <a:noFill/>
+                                    <a:ln>
+                                      <a:noFill/>
+                                    </a:ln>
+                                  </pic:spPr>
+                                </pic:pic>
+                              </a:graphicData>
+                            </a:graphic>
+                          </wp:inline>
+                        </w:drawing>
+                      </w:r>
                     </w:p>
                     <w:p>
                       <w:pPr>
@@ -1778,8 +1756,8 @@
     <w:p>
       <w:pPr>
         <w:sectPr>
-          <w:headerReference w:type="default" r:id="rId19"/>
-          <w:footerReference w:type="default" r:id="rId20"/>
+          <w:headerReference w:type="default" r:id="rId20"/>
+          <w:footerReference w:type="default" r:id="rId21"/>
           <w:pgSz w:w="12240" w:h="15840"/>
           <w:pgMar w:top="1560" w:right="1183" w:bottom="1417" w:left="1134" w:header="708" w:footer="708" w:gutter="0"/>
           <w:cols w:space="708"/>
@@ -1843,7 +1821,48 @@
                       </wps:spPr>
                       <wps:txbx>
                         <w:txbxContent>
-                          <w:p/>
+                          <w:p>
+                            <w:r>
+                              <w:rPr>
+                                <w:noProof/>
+                              </w:rPr>
+                              <w:drawing>
+                                <wp:inline distT="0" distB="0" distL="0" distR="0" wp14:anchorId="3895DB2C" wp14:editId="35C2ABC4">
+                                  <wp:extent cx="6421120" cy="4810125"/>
+                                  <wp:effectExtent l="0" t="0" r="0" b="9525"/>
+                                  <wp:docPr id="1051491411" name="Imagen 1"/>
+                                  <wp:cNvGraphicFramePr>
+                                    <a:graphicFrameLocks xmlns:a="http://schemas.openxmlformats.org/drawingml/2006/main" noChangeAspect="1"/>
+                                  </wp:cNvGraphicFramePr>
+                                  <a:graphic xmlns:a="http://schemas.openxmlformats.org/drawingml/2006/main">
+                                    <a:graphicData uri="http://schemas.openxmlformats.org/drawingml/2006/picture">
+                                      <pic:pic xmlns:pic="http://schemas.openxmlformats.org/drawingml/2006/picture">
+                                        <pic:nvPicPr>
+                                          <pic:cNvPr id="1051491411" name=""/>
+                                          <pic:cNvPicPr/>
+                                        </pic:nvPicPr>
+                                        <pic:blipFill>
+                                          <a:blip r:embed="rId22"/>
+                                          <a:stretch>
+                                            <a:fillRect/>
+                                          </a:stretch>
+                                        </pic:blipFill>
+                                        <pic:spPr>
+                                          <a:xfrm>
+                                            <a:off x="0" y="0"/>
+                                            <a:ext cx="6430950" cy="4817489"/>
+                                          </a:xfrm>
+                                          <a:prstGeom prst="rect">
+                                            <a:avLst/>
+                                          </a:prstGeom>
+                                        </pic:spPr>
+                                      </pic:pic>
+                                    </a:graphicData>
+                                  </a:graphic>
+                                </wp:inline>
+                              </w:drawing>
+                            </w:r>
+                          </w:p>
                         </w:txbxContent>
                       </wps:txbx>
                       <wps:bodyPr rot="0" vert="horz" wrap="square" lIns="91440" tIns="45720" rIns="91440" bIns="45720" anchor="t" anchorCtr="0">
@@ -1866,7 +1885,48 @@
               <v:shape w14:anchorId="6BD093D9" id="_x0000_s1027" type="#_x0000_t202" style="position:absolute;margin-left:-.05pt;margin-top:32.65pt;width:488.3pt;height:390pt;z-index:251680768;visibility:visible;mso-wrap-style:square;mso-width-percent:0;mso-height-percent:0;mso-wrap-distance-left:9pt;mso-wrap-distance-top:3.6pt;mso-wrap-distance-right:9pt;mso-wrap-distance-bottom:3.6pt;mso-position-horizontal:absolute;mso-position-horizontal-relative:text;mso-position-vertical:absolute;mso-position-vertical-relative:text;mso-width-percent:0;mso-height-percent:0;mso-width-relative:margin;mso-height-relative:margin;v-text-anchor:top" o:gfxdata="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">
                 <v:textbox>
                   <w:txbxContent>
-                    <w:p/>
+                    <w:p>
+                      <w:r>
+                        <w:rPr>
+                          <w:noProof/>
+                        </w:rPr>
+                        <w:drawing>
+                          <wp:inline distT="0" distB="0" distL="0" distR="0" wp14:anchorId="3895DB2C" wp14:editId="35C2ABC4">
+                            <wp:extent cx="6421120" cy="4810125"/>
+                            <wp:effectExtent l="0" t="0" r="0" b="9525"/>
+                            <wp:docPr id="1051491411" name="Imagen 1"/>
+                            <wp:cNvGraphicFramePr>
+                              <a:graphicFrameLocks xmlns:a="http://schemas.openxmlformats.org/drawingml/2006/main" noChangeAspect="1"/>
+                            </wp:cNvGraphicFramePr>
+                            <a:graphic xmlns:a="http://schemas.openxmlformats.org/drawingml/2006/main">
+                              <a:graphicData uri="http://schemas.openxmlformats.org/drawingml/2006/picture">
+                                <pic:pic xmlns:pic="http://schemas.openxmlformats.org/drawingml/2006/picture">
+                                  <pic:nvPicPr>
+                                    <pic:cNvPr id="1051491411" name=""/>
+                                    <pic:cNvPicPr/>
+                                  </pic:nvPicPr>
+                                  <pic:blipFill>
+                                    <a:blip r:embed="rId22"/>
+                                    <a:stretch>
+                                      <a:fillRect/>
+                                    </a:stretch>
+                                  </pic:blipFill>
+                                  <pic:spPr>
+                                    <a:xfrm>
+                                      <a:off x="0" y="0"/>
+                                      <a:ext cx="6430950" cy="4817489"/>
+                                    </a:xfrm>
+                                    <a:prstGeom prst="rect">
+                                      <a:avLst/>
+                                    </a:prstGeom>
+                                  </pic:spPr>
+                                </pic:pic>
+                              </a:graphicData>
+                            </a:graphic>
+                          </wp:inline>
+                        </w:drawing>
+                      </w:r>
+                    </w:p>
                   </w:txbxContent>
                 </v:textbox>
                 <w10:wrap type="square"/>
@@ -2022,7 +2082,7 @@
                     </pic:cNvPicPr>
                   </pic:nvPicPr>
                   <pic:blipFill>
-                    <a:blip r:embed="rId21">
+                    <a:blip r:embed="rId23">
                       <a:extLst>
                         <a:ext uri="{28A0092B-C50C-407E-A947-70E740481C1C}">
                           <a14:useLocalDpi xmlns:a14="http://schemas.microsoft.com/office/drawing/2010/main" val="0"/>
@@ -2108,7 +2168,7 @@
         </w:rPr>
         <w:t xml:space="preserve"> [Software]. Oracle. </w:t>
       </w:r>
-      <w:hyperlink r:id="rId22" w:tgtFrame="_blank" w:history="1">
+      <w:hyperlink r:id="rId24" w:tgtFrame="_blank" w:history="1">
         <w:r>
           <w:rPr>
             <w:rStyle w:val="Hipervnculo"/>
@@ -2215,7 +2275,7 @@
                     </pic:cNvPicPr>
                   </pic:nvPicPr>
                   <pic:blipFill>
-                    <a:blip r:embed="rId23">
+                    <a:blip r:embed="rId25">
                       <a:extLst>
                         <a:ext uri="{28A0092B-C50C-407E-A947-70E740481C1C}">
                           <a14:useLocalDpi xmlns:a14="http://schemas.microsoft.com/office/drawing/2010/main" val="0"/>
@@ -2324,7 +2384,7 @@
                     <pic:cNvPicPr/>
                   </pic:nvPicPr>
                   <pic:blipFill>
-                    <a:blip r:embed="rId24">
+                    <a:blip r:embed="rId26">
                       <a:extLst>
                         <a:ext uri="{28A0092B-C50C-407E-A947-70E740481C1C}">
                           <a14:useLocalDpi xmlns:a14="http://schemas.microsoft.com/office/drawing/2010/main" val="0"/>
@@ -2405,7 +2465,7 @@
         </w:rPr>
         <w:t xml:space="preserve"> [Software]. Oracle. </w:t>
       </w:r>
-      <w:hyperlink r:id="rId25">
+      <w:hyperlink r:id="rId27">
         <w:r>
           <w:rPr>
             <w:rStyle w:val="Hipervnculo"/>
@@ -2503,7 +2563,7 @@
                     <pic:cNvPicPr/>
                   </pic:nvPicPr>
                   <pic:blipFill>
-                    <a:blip r:embed="rId26">
+                    <a:blip r:embed="rId28">
                       <a:extLst>
                         <a:ext uri="{28A0092B-C50C-407E-A947-70E740481C1C}">
                           <a14:useLocalDpi xmlns:a14="http://schemas.microsoft.com/office/drawing/2010/main" val="0"/>
@@ -2581,7 +2641,7 @@
         </w:rPr>
         <w:t xml:space="preserve"> [Software]. Oracle. </w:t>
       </w:r>
-      <w:hyperlink r:id="rId27" w:tgtFrame="_blank" w:history="1">
+      <w:hyperlink r:id="rId29" w:tgtFrame="_blank" w:history="1">
         <w:r>
           <w:rPr>
             <w:rStyle w:val="Hipervnculo"/>
@@ -2636,7 +2696,7 @@
           <w:tab w:val="left" w:pos="2790"/>
         </w:tabs>
       </w:pPr>
-      <w:hyperlink r:id="rId28" w:tgtFrame="_blank" w:history="1">
+      <w:hyperlink r:id="rId30" w:tgtFrame="_blank" w:history="1">
         <w:r>
           <w:rPr>
             <w:rStyle w:val="Hipervnculo"/>
@@ -2705,7 +2765,7 @@
                     <pic:cNvPicPr/>
                   </pic:nvPicPr>
                   <pic:blipFill>
-                    <a:blip r:embed="rId29">
+                    <a:blip r:embed="rId31">
                       <a:extLst>
                         <a:ext uri="{28A0092B-C50C-407E-A947-70E740481C1C}">
                           <a14:useLocalDpi xmlns:a14="http://schemas.microsoft.com/office/drawing/2010/main" val="0"/>
@@ -2758,7 +2818,7 @@
       <w:r>
         <w:t xml:space="preserve"> </w:t>
       </w:r>
-      <w:hyperlink r:id="rId30">
+      <w:hyperlink r:id="rId32">
         <w:r>
           <w:rPr>
             <w:rStyle w:val="Hipervnculo"/>
@@ -2845,7 +2905,7 @@
                     <pic:cNvPicPr/>
                   </pic:nvPicPr>
                   <pic:blipFill rotWithShape="1">
-                    <a:blip r:embed="rId31"/>
+                    <a:blip r:embed="rId33"/>
                     <a:srcRect b="27115"/>
                     <a:stretch>
                       <a:fillRect/>
@@ -2926,7 +2986,7 @@
         </w:rPr>
         <w:t xml:space="preserve"> </w:t>
       </w:r>
-      <w:hyperlink r:id="rId32" w:tgtFrame="_blank" w:history="1">
+      <w:hyperlink r:id="rId34" w:tgtFrame="_blank" w:history="1">
         <w:r>
           <w:rPr>
             <w:rStyle w:val="Hipervnculo"/>
@@ -3019,7 +3079,7 @@
           <w:noProof/>
         </w:rPr>
         <w:drawing>
-          <wp:inline distT="0" distB="0" distL="0" distR="0" wp14:anchorId="307BB293" wp14:editId="1B05DA1D">
+          <wp:inline distT="0" distB="0" distL="0" distR="0" wp14:anchorId="307BB293" wp14:editId="7B1E1DA5">
             <wp:extent cx="6299835" cy="2197100"/>
             <wp:effectExtent l="0" t="0" r="5715" b="0"/>
             <wp:docPr id="1059262081" name="Imagen 10" descr="Interfaz de usuario gráfica, Texto&#10;&#10;Descripción generada automáticamente"/>
@@ -3036,7 +3096,7 @@
                     </pic:cNvPicPr>
                   </pic:nvPicPr>
                   <pic:blipFill rotWithShape="1">
-                    <a:blip r:embed="rId33" cstate="print">
+                    <a:blip r:embed="rId35" cstate="print">
                       <a:extLst>
                         <a:ext uri="{28A0092B-C50C-407E-A947-70E740481C1C}">
                           <a14:useLocalDpi xmlns:a14="http://schemas.microsoft.com/office/drawing/2010/main" val="0"/>
@@ -3079,8 +3139,8 @@
       <w:pPr>
         <w:ind w:left="459"/>
         <w:sectPr>
-          <w:headerReference w:type="default" r:id="rId34"/>
-          <w:footerReference w:type="default" r:id="rId35"/>
+          <w:headerReference w:type="default" r:id="rId36"/>
+          <w:footerReference w:type="default" r:id="rId37"/>
           <w:pgSz w:w="12240" w:h="15840"/>
           <w:pgMar w:top="1560" w:right="1183" w:bottom="1417" w:left="1134" w:header="708" w:footer="708" w:gutter="0"/>
           <w:cols w:space="708"/>
@@ -3172,7 +3232,7 @@
               </wp:anchor>
             </w:drawing>
           </mc:Choice>
-          <mc:Fallback xmlns:a="http://schemas.openxmlformats.org/drawingml/2006/main" xmlns:pic="http://schemas.openxmlformats.org/drawingml/2006/picture" xmlns:a14="http://schemas.microsoft.com/office/drawing/2010/main" xmlns:adec="http://schemas.microsoft.com/office/drawing/2017/decorative">
+          <mc:Fallback xmlns:adec="http://schemas.microsoft.com/office/drawing/2017/decorative" xmlns:a14="http://schemas.microsoft.com/office/drawing/2010/main" xmlns:pic="http://schemas.openxmlformats.org/drawingml/2006/picture" xmlns:a="http://schemas.openxmlformats.org/drawingml/2006/main">
             <w:pict>
               <v:roundrect id="Rectángulo: esquinas redondeadas 1" style="position:absolute;margin-left:-29.55pt;margin-top:31.55pt;width:552.75pt;height:354.35pt;z-index:251676672;visibility:visible;mso-wrap-style:square;mso-wrap-distance-left:9pt;mso-wrap-distance-top:0;mso-wrap-distance-right:9pt;mso-wrap-distance-bottom:0;mso-position-horizontal:absolute;mso-position-horizontal-relative:text;mso-position-vertical:absolute;mso-position-vertical-relative:text;v-text-anchor:middle" alt="&quot;&quot;" o:spid="_x0000_s1026" fillcolor="#e6e7e8" stroked="f" strokeweight="1pt" arcsize="2030f" w14:anchorId="3F5385BB" o:gfxdata="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">
                 <v:stroke joinstyle="miter"/>
@@ -3192,7 +3252,7 @@
           <w:noProof/>
         </w:rPr>
         <w:drawing>
-          <wp:anchor distT="0" distB="0" distL="114300" distR="114300" simplePos="0" relativeHeight="251677696" behindDoc="0" locked="0" layoutInCell="1" allowOverlap="1" wp14:anchorId="2A005252" wp14:editId="5B4256B9">
+          <wp:anchor distT="0" distB="0" distL="114300" distR="114300" simplePos="0" relativeHeight="251677696" behindDoc="0" locked="0" layoutInCell="1" allowOverlap="1" wp14:anchorId="2A005252" wp14:editId="206FC67B">
             <wp:simplePos x="0" y="0"/>
             <wp:positionH relativeFrom="column">
               <wp:posOffset>1642954</wp:posOffset>
@@ -3217,7 +3277,7 @@
                     </pic:cNvPicPr>
                   </pic:nvPicPr>
                   <pic:blipFill>
-                    <a:blip r:embed="rId36" cstate="print">
+                    <a:blip r:embed="rId38" cstate="print">
                       <a:extLst>
                         <a:ext uri="{28A0092B-C50C-407E-A947-70E740481C1C}">
                           <a14:useLocalDpi xmlns:a14="http://schemas.microsoft.com/office/drawing/2010/main" val="0"/>
@@ -3269,7 +3329,7 @@
     </w:p>
     <w:p/>
     <w:sectPr>
-      <w:footerReference w:type="first" r:id="rId37"/>
+      <w:footerReference w:type="first" r:id="rId39"/>
       <w:pgSz w:w="12240" w:h="15840"/>
       <w:pgMar w:top="1559" w:right="1185" w:bottom="284" w:left="1134" w:header="709" w:footer="283" w:gutter="0"/>
       <w:cols w:space="708"/>
@@ -3715,7 +3775,7 @@
                 </wp:anchor>
               </w:drawing>
             </mc:Choice>
-            <mc:Fallback xmlns:a="http://schemas.openxmlformats.org/drawingml/2006/main" xmlns:adec="http://schemas.microsoft.com/office/drawing/2017/decorative" xmlns:pic="http://schemas.openxmlformats.org/drawingml/2006/picture" xmlns:a14="http://schemas.microsoft.com/office/drawing/2010/main">
+            <mc:Fallback xmlns:a14="http://schemas.microsoft.com/office/drawing/2010/main" xmlns:pic="http://schemas.openxmlformats.org/drawingml/2006/picture" xmlns:adec="http://schemas.microsoft.com/office/drawing/2017/decorative" xmlns:a="http://schemas.openxmlformats.org/drawingml/2006/main">
               <w:pict>
                 <v:group id="Grupo 1" style="position:absolute;margin-left:409.95pt;margin-top:-3.8pt;width:94.15pt;height:22.7pt;z-index:251694080" alt="&quot;&quot;" coordsize="11957,2882" o:spid="_x0000_s1026" w14:anchorId="6CCFE1D3" o:gfxdata="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">
                   <v:shapetype id="_x0000_t75" coordsize="21600,21600" filled="f" stroked="f" o:spt="75" o:preferrelative="t" path="m@4@5l@4@11@9@11@9@5xe">
@@ -6280,6 +6340,10 @@
 </file>
 
 <file path=customXml/item1.xml><?xml version="1.0" encoding="utf-8"?>
+<b:Sources xmlns:b="http://schemas.openxmlformats.org/officeDocument/2006/bibliography" xmlns="http://schemas.openxmlformats.org/officeDocument/2006/bibliography" SelectedStyle="\APASixthEditionOfficeOnline.xsl" StyleName="APA" Version="6"/>
+</file>
+
+<file path=customXml/item2.xml><?xml version="1.0" encoding="utf-8"?>
 <?mso-contentType ?>
 <FormTemplates xmlns="http://schemas.microsoft.com/sharepoint/v3/contenttype/forms">
   <Display>DocumentLibraryForm</Display>
@@ -6288,34 +6352,7 @@
 </FormTemplates>
 </file>
 
-<file path=customXml/item2.xml><?xml version="1.0" encoding="utf-8"?>
-<b:Sources xmlns:b="http://schemas.openxmlformats.org/officeDocument/2006/bibliography" xmlns="http://schemas.openxmlformats.org/officeDocument/2006/bibliography" SelectedStyle="\APASixthEditionOfficeOnline.xsl" StyleName="APA" Version="6"/>
-</file>
-
 <file path=customXml/item3.xml><?xml version="1.0" encoding="utf-8"?>
-<p:properties xmlns:p="http://schemas.microsoft.com/office/2006/metadata/properties" xmlns:xsi="http://www.w3.org/2001/XMLSchema-instance" xmlns:pc="http://schemas.microsoft.com/office/infopath/2007/PartnerControls">
-  <documentManagement>
-    <lcf76f155ced4ddcb4097134ff3c332f xmlns="d0daa353-f819-43d1-badf-ce69fea8800d">
-      <Terms xmlns="http://schemas.microsoft.com/office/infopath/2007/PartnerControls"/>
-    </lcf76f155ced4ddcb4097134ff3c332f>
-    <TaxCatchAll xmlns="edc1eb1c-f9b5-429a-a0ce-702847a0aa2d" xsi:nil="true"/>
-    <Fecha_x0020_de_x0020_creaci_x00f3_n xmlns="d0daa353-f819-43d1-badf-ce69fea8800d" xsi:nil="true"/>
-    <Fechayhora xmlns="d0daa353-f819-43d1-badf-ce69fea8800d" xsi:nil="true"/>
-    <SharedWithUsers xmlns="edc1eb1c-f9b5-429a-a0ce-702847a0aa2d">
-      <UserInfo>
-        <DisplayName/>
-        <AccountId xsi:nil="true"/>
-        <AccountType/>
-      </UserInfo>
-    </SharedWithUsers>
-    <MediaLengthInSeconds xmlns="d0daa353-f819-43d1-badf-ce69fea8800d" xsi:nil="true"/>
-    <_ip_UnifiedCompliancePolicyUIAction xmlns="http://schemas.microsoft.com/sharepoint/v3" xsi:nil="true"/>
-    <_ip_UnifiedCompliancePolicyProperties xmlns="http://schemas.microsoft.com/sharepoint/v3" xsi:nil="true"/>
-  </documentManagement>
-</p:properties>
-</file>
-
-<file path=customXml/item4.xml><?xml version="1.0" encoding="utf-8"?>
 <ct:contentTypeSchema xmlns:ct="http://schemas.microsoft.com/office/2006/metadata/contentType" xmlns:ma="http://schemas.microsoft.com/office/2006/metadata/properties/metaAttributes" ct:_="" ma:_="" ma:contentTypeName="Documento" ma:contentTypeID="0x01010070BFDEA41A5D8B46AA5DA2E2389CBE4E" ma:contentTypeVersion="23" ma:contentTypeDescription="Crear nuevo documento." ma:contentTypeScope="" ma:versionID="490cbdf45969e6e1fa52b80167f5a80f">
   <xsd:schema xmlns:xsd="http://www.w3.org/2001/XMLSchema" xmlns:xs="http://www.w3.org/2001/XMLSchema" xmlns:p="http://schemas.microsoft.com/office/2006/metadata/properties" xmlns:ns1="http://schemas.microsoft.com/sharepoint/v3" xmlns:ns2="d0daa353-f819-43d1-badf-ce69fea8800d" xmlns:ns3="edc1eb1c-f9b5-429a-a0ce-702847a0aa2d" targetNamespace="http://schemas.microsoft.com/office/2006/metadata/properties" ma:root="true" ma:fieldsID="a1528bd698619fda81f73a8d7d8a525d" ns1:_="" ns2:_="" ns3:_="">
     <xsd:import namespace="http://schemas.microsoft.com/sharepoint/v3"/>
@@ -6593,7 +6630,38 @@
 </ct:contentTypeSchema>
 </file>
 
+<file path=customXml/item4.xml><?xml version="1.0" encoding="utf-8"?>
+<p:properties xmlns:p="http://schemas.microsoft.com/office/2006/metadata/properties" xmlns:xsi="http://www.w3.org/2001/XMLSchema-instance" xmlns:pc="http://schemas.microsoft.com/office/infopath/2007/PartnerControls">
+  <documentManagement>
+    <lcf76f155ced4ddcb4097134ff3c332f xmlns="d0daa353-f819-43d1-badf-ce69fea8800d">
+      <Terms xmlns="http://schemas.microsoft.com/office/infopath/2007/PartnerControls"/>
+    </lcf76f155ced4ddcb4097134ff3c332f>
+    <TaxCatchAll xmlns="edc1eb1c-f9b5-429a-a0ce-702847a0aa2d" xsi:nil="true"/>
+    <Fecha_x0020_de_x0020_creaci_x00f3_n xmlns="d0daa353-f819-43d1-badf-ce69fea8800d" xsi:nil="true"/>
+    <Fechayhora xmlns="d0daa353-f819-43d1-badf-ce69fea8800d" xsi:nil="true"/>
+    <SharedWithUsers xmlns="edc1eb1c-f9b5-429a-a0ce-702847a0aa2d">
+      <UserInfo>
+        <DisplayName/>
+        <AccountId xsi:nil="true"/>
+        <AccountType/>
+      </UserInfo>
+    </SharedWithUsers>
+    <MediaLengthInSeconds xmlns="d0daa353-f819-43d1-badf-ce69fea8800d" xsi:nil="true"/>
+    <_ip_UnifiedCompliancePolicyUIAction xmlns="http://schemas.microsoft.com/sharepoint/v3" xsi:nil="true"/>
+    <_ip_UnifiedCompliancePolicyProperties xmlns="http://schemas.microsoft.com/sharepoint/v3" xsi:nil="true"/>
+  </documentManagement>
+</p:properties>
+</file>
+
 <file path=customXml/itemProps1.xml><?xml version="1.0" encoding="utf-8"?>
+<ds:datastoreItem xmlns:ds="http://schemas.openxmlformats.org/officeDocument/2006/customXml" ds:itemID="{DEB73F9D-F662-47F0-B1B4-CC4EDF51573A}">
+  <ds:schemaRefs>
+    <ds:schemaRef ds:uri="http://schemas.openxmlformats.org/officeDocument/2006/bibliography"/>
+  </ds:schemaRefs>
+</ds:datastoreItem>
+</file>
+
+<file path=customXml/itemProps2.xml><?xml version="1.0" encoding="utf-8"?>
 <ds:datastoreItem xmlns:ds="http://schemas.openxmlformats.org/officeDocument/2006/customXml" ds:itemID="{58D8DE95-DF74-49C6-8885-90B115E8F94F}">
   <ds:schemaRefs>
     <ds:schemaRef ds:uri="http://schemas.microsoft.com/sharepoint/v3/contenttype/forms"/>
@@ -6601,25 +6669,34 @@
 </ds:datastoreItem>
 </file>
 
-<file path=customXml/itemProps2.xml><?xml version="1.0" encoding="utf-8"?>
-<ds:datastoreItem xmlns:ds="http://schemas.openxmlformats.org/officeDocument/2006/customXml" ds:itemID="{DEB73F9D-F662-47F0-B1B4-CC4EDF51573A}">
+<file path=customXml/itemProps3.xml><?xml version="1.0" encoding="utf-8"?>
+<ds:datastoreItem xmlns:ds="http://schemas.openxmlformats.org/officeDocument/2006/customXml" ds:itemID="{214206EF-2479-4493-BC83-B01338DF13B8}">
   <ds:schemaRefs>
-    <ds:schemaRef ds:uri="http://schemas.openxmlformats.org/officeDocument/2006/bibliography"/>
+    <ds:schemaRef ds:uri="http://schemas.microsoft.com/office/2006/metadata/contentType"/>
+    <ds:schemaRef ds:uri="http://schemas.microsoft.com/office/2006/metadata/properties/metaAttributes"/>
+    <ds:schemaRef ds:uri="http://www.w3.org/2001/XMLSchema"/>
+    <ds:schemaRef ds:uri="http://schemas.microsoft.com/office/2006/metadata/properties"/>
+    <ds:schemaRef ds:uri="http://schemas.microsoft.com/sharepoint/v3"/>
+    <ds:schemaRef ds:uri="d0daa353-f819-43d1-badf-ce69fea8800d"/>
+    <ds:schemaRef ds:uri="edc1eb1c-f9b5-429a-a0ce-702847a0aa2d"/>
+    <ds:schemaRef ds:uri="http://schemas.microsoft.com/office/2006/documentManagement/types"/>
+    <ds:schemaRef ds:uri="http://schemas.microsoft.com/office/infopath/2007/PartnerControls"/>
+    <ds:schemaRef ds:uri="http://schemas.openxmlformats.org/package/2006/metadata/core-properties"/>
+    <ds:schemaRef ds:uri="http://purl.org/dc/elements/1.1/"/>
+    <ds:schemaRef ds:uri="http://purl.org/dc/terms/"/>
+    <ds:schemaRef ds:uri="http://schemas.microsoft.com/internal/obd"/>
   </ds:schemaRefs>
 </ds:datastoreItem>
 </file>
 
-<file path=customXml/itemProps3.xml><?xml version="1.0" encoding="utf-8"?>
+<file path=customXml/itemProps4.xml><?xml version="1.0" encoding="utf-8"?>
 <ds:datastoreItem xmlns:ds="http://schemas.openxmlformats.org/officeDocument/2006/customXml" ds:itemID="{C39D5494-1847-4215-BB00-A838605872D2}">
   <ds:schemaRefs>
     <ds:schemaRef ds:uri="http://schemas.microsoft.com/office/2006/metadata/properties"/>
     <ds:schemaRef ds:uri="http://schemas.microsoft.com/office/infopath/2007/PartnerControls"/>
     <ds:schemaRef ds:uri="d0daa353-f819-43d1-badf-ce69fea8800d"/>
     <ds:schemaRef ds:uri="edc1eb1c-f9b5-429a-a0ce-702847a0aa2d"/>
+    <ds:schemaRef ds:uri="http://schemas.microsoft.com/sharepoint/v3"/>
   </ds:schemaRefs>
 </ds:datastoreItem>
-</file>
-
-<file path=customXml/itemProps4.xml><?xml version="1.0" encoding="utf-8"?>
-<ds:datastoreItem xmlns:ds="http://schemas.openxmlformats.org/officeDocument/2006/customXml" ds:itemID="{214206EF-2479-4493-BC83-B01338DF13B8}"/>
 </file>